--- a/resume/kai/exports/TECHNICAL_OVERVIEW.docx
+++ b/resume/kai/exports/TECHNICAL_OVERVIEW.docx
@@ -76,7 +76,7 @@
         <w:t xml:space="preserve">기간</w:t>
       </w:r>
       <w:r>
-        <w:t xml:space="preserve">: 2017.02 ~ 2018.10 (1년 9개월)</w:t>
+        <w:t xml:space="preserve">: 2017.08 ~ 2018.08 (1년)</w:t>
       </w:r>
       <w:r>
         <w:t xml:space="preserve"> </w:t>
